--- a/FEPAI/FinalProject/人工智能前沿探索实践课程期末实践具体要求.docx
+++ b/FEPAI/FinalProject/人工智能前沿探索实践课程期末实践具体要求.docx
@@ -265,31 +265,27 @@
         <w:textAlignment w:val="auto"/>
         <w:rPr>
           <w:rFonts w:hint="eastAsia" w:ascii="Times New Roman" w:hAnsi="Times New Roman" w:eastAsia="宋体" w:cs="宋体"/>
-          <w:sz w:val="21"/>
-          <w:szCs w:val="21"/>
-        </w:rPr>
-      </w:pPr>
-      <w:r>
-        <w:rPr>
-          <w:rFonts w:hint="eastAsia" w:ascii="Times New Roman" w:hAnsi="Times New Roman" w:eastAsia="宋体" w:cs="宋体"/>
-          <w:b/>
-          <w:bCs/>
-          <w:sz w:val="21"/>
-          <w:szCs w:val="21"/>
-        </w:rPr>
-        <w:t>小组展示：</w:t>
-      </w:r>
-      <w:r>
-        <w:rPr>
-          <w:rFonts w:hint="eastAsia" w:ascii="Times New Roman" w:hAnsi="Times New Roman" w:eastAsia="宋体" w:cs="宋体"/>
-          <w:sz w:val="21"/>
-          <w:szCs w:val="21"/>
-        </w:rPr>
-        <w:t>制作PPT</w:t>
-      </w:r>
-      <w:r>
-        <w:rPr>
-          <w:rFonts w:hint="eastAsia" w:ascii="Times New Roman" w:hAnsi="Times New Roman" w:eastAsia="宋体" w:cs="宋体"/>
+          <w:b w:val="0"/>
+          <w:bCs w:val="0"/>
+          <w:sz w:val="21"/>
+          <w:szCs w:val="21"/>
+        </w:rPr>
+      </w:pPr>
+      <w:r>
+        <w:rPr>
+          <w:rFonts w:hint="eastAsia" w:ascii="Times New Roman" w:hAnsi="Times New Roman" w:eastAsia="宋体" w:cs="宋体"/>
+          <w:b w:val="0"/>
+          <w:bCs w:val="0"/>
+          <w:sz w:val="21"/>
+          <w:szCs w:val="21"/>
+        </w:rPr>
+        <w:t>小组展示：制作PPT</w:t>
+      </w:r>
+      <w:r>
+        <w:rPr>
+          <w:rFonts w:hint="eastAsia" w:ascii="Times New Roman" w:hAnsi="Times New Roman" w:eastAsia="宋体" w:cs="宋体"/>
+          <w:b w:val="0"/>
+          <w:bCs w:val="0"/>
           <w:sz w:val="21"/>
           <w:szCs w:val="21"/>
           <w:lang w:val="en-US" w:eastAsia="zh-CN"/>
@@ -299,6 +295,8 @@
       <w:r>
         <w:rPr>
           <w:rFonts w:hint="eastAsia" w:ascii="Times New Roman" w:hAnsi="Times New Roman" w:eastAsia="宋体" w:cs="宋体"/>
+          <w:b w:val="0"/>
+          <w:bCs w:val="0"/>
           <w:sz w:val="21"/>
           <w:szCs w:val="21"/>
         </w:rPr>
@@ -307,6 +305,8 @@
       <w:r>
         <w:rPr>
           <w:rFonts w:hint="eastAsia" w:eastAsia="宋体" w:cs="宋体"/>
+          <w:b w:val="0"/>
+          <w:bCs w:val="0"/>
           <w:sz w:val="21"/>
           <w:szCs w:val="21"/>
           <w:lang w:val="en-US" w:eastAsia="zh-CN"/>
@@ -316,6 +316,8 @@
       <w:r>
         <w:rPr>
           <w:rFonts w:hint="eastAsia" w:ascii="Times New Roman" w:hAnsi="Times New Roman" w:eastAsia="宋体" w:cs="宋体"/>
+          <w:b w:val="0"/>
+          <w:bCs w:val="0"/>
           <w:sz w:val="21"/>
           <w:szCs w:val="21"/>
           <w:lang w:eastAsia="zh-CN"/>
@@ -325,6 +327,8 @@
       <w:r>
         <w:rPr>
           <w:rFonts w:hint="eastAsia" w:ascii="Times New Roman" w:hAnsi="Times New Roman" w:eastAsia="宋体" w:cs="宋体"/>
+          <w:b w:val="0"/>
+          <w:bCs w:val="0"/>
           <w:sz w:val="21"/>
           <w:szCs w:val="21"/>
           <w:lang w:val="en-US" w:eastAsia="zh-CN"/>
@@ -334,6 +338,8 @@
       <w:r>
         <w:rPr>
           <w:rFonts w:hint="eastAsia" w:eastAsia="宋体" w:cs="宋体"/>
+          <w:b w:val="0"/>
+          <w:bCs w:val="0"/>
           <w:sz w:val="21"/>
           <w:szCs w:val="21"/>
           <w:lang w:val="en-US" w:eastAsia="zh-CN"/>
@@ -343,6 +349,8 @@
       <w:r>
         <w:rPr>
           <w:rFonts w:hint="eastAsia" w:ascii="Times New Roman" w:hAnsi="Times New Roman" w:eastAsia="宋体" w:cs="宋体"/>
+          <w:b w:val="0"/>
+          <w:bCs w:val="0"/>
           <w:sz w:val="21"/>
           <w:szCs w:val="21"/>
           <w:lang w:val="en-US" w:eastAsia="zh-CN"/>
@@ -352,6 +360,8 @@
       <w:r>
         <w:rPr>
           <w:rFonts w:hint="eastAsia" w:eastAsia="宋体" w:cs="宋体"/>
+          <w:b w:val="0"/>
+          <w:bCs w:val="0"/>
           <w:sz w:val="21"/>
           <w:szCs w:val="21"/>
           <w:lang w:val="en-US" w:eastAsia="zh-CN"/>
@@ -361,6 +371,8 @@
       <w:r>
         <w:rPr>
           <w:rFonts w:hint="eastAsia" w:ascii="Times New Roman" w:hAnsi="Times New Roman" w:eastAsia="宋体" w:cs="宋体"/>
+          <w:b w:val="0"/>
+          <w:bCs w:val="0"/>
           <w:sz w:val="21"/>
           <w:szCs w:val="21"/>
           <w:lang w:val="en-US" w:eastAsia="zh-CN"/>
@@ -370,6 +382,8 @@
       <w:r>
         <w:rPr>
           <w:rFonts w:hint="eastAsia" w:eastAsia="宋体" w:cs="宋体"/>
+          <w:b w:val="0"/>
+          <w:bCs w:val="0"/>
           <w:sz w:val="21"/>
           <w:szCs w:val="21"/>
           <w:lang w:val="en-US" w:eastAsia="zh-CN"/>
@@ -379,6 +393,8 @@
       <w:r>
         <w:rPr>
           <w:rFonts w:hint="eastAsia" w:ascii="Times New Roman" w:hAnsi="Times New Roman" w:eastAsia="宋体" w:cs="宋体"/>
+          <w:b w:val="0"/>
+          <w:bCs w:val="0"/>
           <w:sz w:val="21"/>
           <w:szCs w:val="21"/>
           <w:lang w:val="en-US" w:eastAsia="zh-CN"/>
@@ -388,6 +404,8 @@
       <w:r>
         <w:rPr>
           <w:rFonts w:hint="eastAsia" w:ascii="Times New Roman" w:hAnsi="Times New Roman" w:eastAsia="宋体" w:cs="宋体"/>
+          <w:b w:val="0"/>
+          <w:bCs w:val="0"/>
           <w:sz w:val="21"/>
           <w:szCs w:val="21"/>
         </w:rPr>
@@ -396,6 +414,8 @@
       <w:r>
         <w:rPr>
           <w:rFonts w:hint="eastAsia" w:eastAsia="宋体" w:cs="宋体"/>
+          <w:b w:val="0"/>
+          <w:bCs w:val="0"/>
           <w:sz w:val="21"/>
           <w:szCs w:val="21"/>
           <w:lang w:val="en-US" w:eastAsia="zh-CN"/>
@@ -426,15 +446,17 @@
         <w:textAlignment w:val="auto"/>
         <w:rPr>
           <w:rFonts w:hint="eastAsia" w:ascii="Times New Roman" w:hAnsi="Times New Roman" w:eastAsia="宋体" w:cs="宋体"/>
-          <w:sz w:val="21"/>
-          <w:szCs w:val="21"/>
-        </w:rPr>
-      </w:pPr>
-      <w:r>
-        <w:rPr>
-          <w:rFonts w:hint="eastAsia" w:ascii="Times New Roman" w:hAnsi="Times New Roman" w:eastAsia="宋体" w:cs="宋体"/>
-          <w:b/>
-          <w:bCs/>
+          <w:b w:val="0"/>
+          <w:bCs w:val="0"/>
+          <w:sz w:val="21"/>
+          <w:szCs w:val="21"/>
+        </w:rPr>
+      </w:pPr>
+      <w:r>
+        <w:rPr>
+          <w:rFonts w:hint="eastAsia" w:ascii="Times New Roman" w:hAnsi="Times New Roman" w:eastAsia="宋体" w:cs="宋体"/>
+          <w:b w:val="0"/>
+          <w:bCs w:val="0"/>
           <w:sz w:val="21"/>
           <w:szCs w:val="21"/>
         </w:rPr>
@@ -443,8 +465,8 @@
       <w:r>
         <w:rPr>
           <w:rFonts w:hint="eastAsia" w:eastAsia="宋体" w:cs="宋体"/>
-          <w:b/>
-          <w:bCs/>
+          <w:b w:val="0"/>
+          <w:bCs w:val="0"/>
           <w:sz w:val="21"/>
           <w:szCs w:val="21"/>
           <w:lang w:val="en-US" w:eastAsia="zh-CN"/>
@@ -454,30 +476,18 @@
       <w:r>
         <w:rPr>
           <w:rFonts w:hint="eastAsia" w:ascii="Times New Roman" w:hAnsi="Times New Roman" w:eastAsia="宋体" w:cs="宋体"/>
-          <w:sz w:val="21"/>
-          <w:szCs w:val="21"/>
-        </w:rPr>
-        <w:t>：一个小组提交一份，</w:t>
-      </w:r>
-      <w:r>
-        <w:rPr>
-          <w:rFonts w:hint="eastAsia" w:ascii="Times New Roman" w:hAnsi="Times New Roman" w:eastAsia="宋体" w:cs="宋体"/>
-          <w:sz w:val="21"/>
-          <w:szCs w:val="21"/>
-        </w:rPr>
-        <w:t>以“</w:t>
-      </w:r>
-      <w:r>
-        <w:rPr>
-          <w:rFonts w:hint="eastAsia" w:ascii="Times New Roman" w:hAnsi="Times New Roman" w:eastAsia="宋体" w:cs="宋体"/>
-          <w:sz w:val="21"/>
-          <w:szCs w:val="21"/>
-        </w:rPr>
-        <w:t>组号</w:t>
-      </w:r>
-      <w:r>
-        <w:rPr>
-          <w:rFonts w:hint="eastAsia" w:ascii="Times New Roman" w:hAnsi="Times New Roman" w:eastAsia="宋体" w:cs="宋体"/>
+          <w:b w:val="0"/>
+          <w:bCs w:val="0"/>
+          <w:sz w:val="21"/>
+          <w:szCs w:val="21"/>
+        </w:rPr>
+        <w:t>：一个小组提交一份，以“组号</w:t>
+      </w:r>
+      <w:r>
+        <w:rPr>
+          <w:rFonts w:hint="eastAsia" w:ascii="Times New Roman" w:hAnsi="Times New Roman" w:eastAsia="宋体" w:cs="宋体"/>
+          <w:b w:val="0"/>
+          <w:bCs w:val="0"/>
           <w:sz w:val="21"/>
           <w:szCs w:val="21"/>
           <w:lang w:val="en-US" w:eastAsia="zh-CN"/>
@@ -487,6 +497,8 @@
       <w:r>
         <w:rPr>
           <w:rFonts w:hint="eastAsia" w:ascii="Times New Roman" w:hAnsi="Times New Roman" w:eastAsia="宋体" w:cs="宋体"/>
+          <w:b w:val="0"/>
+          <w:bCs w:val="0"/>
           <w:sz w:val="21"/>
           <w:szCs w:val="21"/>
         </w:rPr>
@@ -495,6 +507,8 @@
       <w:r>
         <w:rPr>
           <w:rFonts w:hint="eastAsia" w:ascii="Times New Roman" w:hAnsi="Times New Roman" w:eastAsia="宋体" w:cs="宋体"/>
+          <w:b w:val="0"/>
+          <w:bCs w:val="0"/>
           <w:sz w:val="21"/>
           <w:szCs w:val="21"/>
           <w:lang w:val="en-US" w:eastAsia="zh-CN"/>
@@ -504,22 +518,18 @@
       <w:r>
         <w:rPr>
           <w:rFonts w:hint="eastAsia" w:ascii="Times New Roman" w:hAnsi="Times New Roman" w:eastAsia="宋体" w:cs="宋体"/>
-          <w:sz w:val="21"/>
-          <w:szCs w:val="21"/>
-        </w:rPr>
-        <w:t>压缩包，</w:t>
-      </w:r>
-      <w:r>
-        <w:rPr>
-          <w:rFonts w:hint="eastAsia" w:ascii="Times New Roman" w:hAnsi="Times New Roman" w:eastAsia="宋体" w:cs="宋体"/>
-          <w:sz w:val="21"/>
-          <w:szCs w:val="21"/>
-        </w:rPr>
-        <w:t>压缩包内</w:t>
-      </w:r>
-      <w:r>
-        <w:rPr>
-          <w:rFonts w:hint="eastAsia" w:ascii="Times New Roman" w:hAnsi="Times New Roman" w:eastAsia="宋体" w:cs="宋体"/>
+          <w:b w:val="0"/>
+          <w:bCs w:val="0"/>
+          <w:sz w:val="21"/>
+          <w:szCs w:val="21"/>
+        </w:rPr>
+        <w:t>压缩包，压缩包内</w:t>
+      </w:r>
+      <w:r>
+        <w:rPr>
+          <w:rFonts w:hint="eastAsia" w:ascii="Times New Roman" w:hAnsi="Times New Roman" w:eastAsia="宋体" w:cs="宋体"/>
+          <w:b w:val="0"/>
+          <w:bCs w:val="0"/>
           <w:sz w:val="21"/>
           <w:szCs w:val="21"/>
           <w:lang w:val="en-US" w:eastAsia="zh-CN"/>
@@ -529,6 +539,8 @@
       <w:r>
         <w:rPr>
           <w:rFonts w:hint="eastAsia" w:ascii="Times New Roman" w:hAnsi="Times New Roman" w:eastAsia="宋体" w:cs="宋体"/>
+          <w:b w:val="0"/>
+          <w:bCs w:val="0"/>
           <w:sz w:val="21"/>
           <w:szCs w:val="21"/>
         </w:rPr>
@@ -537,8 +549,29 @@
       <w:r>
         <w:rPr>
           <w:rFonts w:hint="eastAsia" w:ascii="Times New Roman" w:hAnsi="Times New Roman" w:eastAsia="宋体" w:cs="宋体"/>
-          <w:b/>
-          <w:bCs/>
+          <w:b w:val="0"/>
+          <w:bCs w:val="0"/>
+          <w:sz w:val="21"/>
+          <w:szCs w:val="21"/>
+          <w:lang w:val="en-US" w:eastAsia="zh-CN"/>
+        </w:rPr>
+        <w:t>论文与实现</w:t>
+      </w:r>
+      <w:r>
+        <w:rPr>
+          <w:rFonts w:hint="eastAsia" w:ascii="Times New Roman" w:hAnsi="Times New Roman" w:eastAsia="宋体" w:cs="宋体"/>
+          <w:b w:val="0"/>
+          <w:bCs w:val="0"/>
+          <w:sz w:val="21"/>
+          <w:szCs w:val="21"/>
+        </w:rPr>
+        <w:t>代码。</w:t>
+      </w:r>
+      <w:r>
+        <w:rPr>
+          <w:rFonts w:hint="eastAsia" w:ascii="Times New Roman" w:hAnsi="Times New Roman" w:eastAsia="宋体" w:cs="宋体"/>
+          <w:b w:val="0"/>
+          <w:bCs w:val="0"/>
           <w:sz w:val="21"/>
           <w:szCs w:val="21"/>
           <w:lang w:val="en-US" w:eastAsia="zh-CN"/>
@@ -547,84 +580,71 @@
       </w:r>
       <w:r>
         <w:rPr>
-          <w:rFonts w:hint="eastAsia" w:ascii="Times New Roman" w:hAnsi="Times New Roman" w:eastAsia="宋体" w:cs="宋体"/>
-          <w:sz w:val="21"/>
-          <w:szCs w:val="21"/>
-          <w:lang w:val="en-US" w:eastAsia="zh-CN"/>
-        </w:rPr>
-        <w:t>与实现</w:t>
-      </w:r>
-      <w:r>
-        <w:rPr>
-          <w:rFonts w:hint="eastAsia" w:ascii="Times New Roman" w:hAnsi="Times New Roman" w:eastAsia="宋体" w:cs="宋体"/>
-          <w:b/>
-          <w:bCs/>
-          <w:sz w:val="21"/>
-          <w:szCs w:val="21"/>
-        </w:rPr>
-        <w:t>代码</w:t>
-      </w:r>
-      <w:r>
-        <w:rPr>
-          <w:rFonts w:hint="eastAsia" w:ascii="Times New Roman" w:hAnsi="Times New Roman" w:eastAsia="宋体" w:cs="宋体"/>
-          <w:sz w:val="21"/>
-          <w:szCs w:val="21"/>
+          <w:rFonts w:hint="eastAsia" w:eastAsia="宋体" w:cs="宋体"/>
+          <w:b w:val="0"/>
+          <w:bCs w:val="0"/>
+          <w:sz w:val="21"/>
+          <w:szCs w:val="21"/>
+          <w:lang w:val="en-US" w:eastAsia="zh-CN"/>
+        </w:rPr>
+        <w:t>最好用英语，且使用</w:t>
+      </w:r>
+      <w:r>
+        <w:rPr>
+          <w:rFonts w:hint="eastAsia" w:ascii="Times New Roman" w:hAnsi="Times New Roman" w:eastAsia="宋体" w:cs="宋体"/>
+          <w:b w:val="0"/>
+          <w:bCs w:val="0"/>
+          <w:sz w:val="21"/>
+          <w:szCs w:val="21"/>
+          <w:lang w:val="en-US" w:eastAsia="zh-CN"/>
+        </w:rPr>
+        <w:t>顶会Latex模板（如CVPR2026）进行写作，保证论文格式的规范性</w:t>
+      </w:r>
+      <w:r>
+        <w:rPr>
+          <w:rFonts w:hint="eastAsia" w:eastAsia="宋体" w:cs="宋体"/>
+          <w:b w:val="0"/>
+          <w:bCs w:val="0"/>
+          <w:sz w:val="21"/>
+          <w:szCs w:val="21"/>
+          <w:lang w:val="en-US" w:eastAsia="zh-CN"/>
+        </w:rPr>
+        <w:t>，若用中文写则应该使用相对合适的中文期刊模板</w:t>
+      </w:r>
+      <w:r>
+        <w:rPr>
+          <w:rFonts w:hint="eastAsia" w:ascii="Times New Roman" w:hAnsi="Times New Roman" w:eastAsia="宋体" w:cs="宋体"/>
+          <w:b w:val="0"/>
+          <w:bCs w:val="0"/>
+          <w:sz w:val="21"/>
+          <w:szCs w:val="21"/>
+          <w:lang w:val="en-US" w:eastAsia="zh-CN"/>
         </w:rPr>
         <w:t>。</w:t>
       </w:r>
       <w:r>
         <w:rPr>
-          <w:rFonts w:hint="eastAsia" w:ascii="Times New Roman" w:hAnsi="Times New Roman" w:eastAsia="宋体" w:cs="宋体"/>
-          <w:sz w:val="21"/>
-          <w:szCs w:val="21"/>
-          <w:lang w:val="en-US" w:eastAsia="zh-CN"/>
-        </w:rPr>
-        <w:t>论文</w:t>
-      </w:r>
-      <w:r>
-        <w:rPr>
           <w:rFonts w:hint="eastAsia" w:eastAsia="宋体" w:cs="宋体"/>
-          <w:sz w:val="21"/>
-          <w:szCs w:val="21"/>
-          <w:lang w:val="en-US" w:eastAsia="zh-CN"/>
-        </w:rPr>
-        <w:t>最好用英语，且使用</w:t>
-      </w:r>
-      <w:r>
-        <w:rPr>
-          <w:rFonts w:hint="eastAsia" w:ascii="Times New Roman" w:hAnsi="Times New Roman" w:eastAsia="宋体" w:cs="宋体"/>
-          <w:sz w:val="21"/>
-          <w:szCs w:val="21"/>
-          <w:lang w:val="en-US" w:eastAsia="zh-CN"/>
-        </w:rPr>
-        <w:t>顶会Latex模板（如CVPR2026）进行写作，保证论文格式的规范性</w:t>
-      </w:r>
+          <w:b w:val="0"/>
+          <w:bCs w:val="0"/>
+          <w:sz w:val="21"/>
+          <w:szCs w:val="21"/>
+          <w:lang w:val="en-US" w:eastAsia="zh-CN"/>
+        </w:rPr>
+        <w:t>要求尽量提交完整</w:t>
+      </w:r>
+      <w:bookmarkStart w:id="0" w:name="_GoBack"/>
+      <w:bookmarkEnd w:id="0"/>
       <w:r>
         <w:rPr>
           <w:rFonts w:hint="eastAsia" w:eastAsia="宋体" w:cs="宋体"/>
-          <w:sz w:val="21"/>
-          <w:szCs w:val="21"/>
-          <w:lang w:val="en-US" w:eastAsia="zh-CN"/>
-        </w:rPr>
-        <w:t>，若用中文写则应该使用相对合适的中文期刊模板</w:t>
-      </w:r>
-      <w:r>
-        <w:rPr>
-          <w:rFonts w:hint="eastAsia" w:ascii="Times New Roman" w:hAnsi="Times New Roman" w:eastAsia="宋体" w:cs="宋体"/>
-          <w:sz w:val="21"/>
-          <w:szCs w:val="21"/>
-          <w:lang w:val="en-US" w:eastAsia="zh-CN"/>
-        </w:rPr>
-        <w:t>。</w:t>
-      </w:r>
-      <w:r>
-        <w:rPr>
-          <w:rFonts w:hint="eastAsia" w:eastAsia="宋体" w:cs="宋体"/>
-          <w:sz w:val="21"/>
-          <w:szCs w:val="21"/>
-          <w:lang w:val="en-US" w:eastAsia="zh-CN"/>
-        </w:rPr>
-        <w:t>要求尽量提交完整代码，若对论文结果合理性存在疑问，助教会对代码进行核查。</w:t>
+          <w:b w:val="0"/>
+          <w:bCs w:val="0"/>
+          <w:sz w:val="21"/>
+          <w:szCs w:val="21"/>
+          <w:lang w:val="en-US" w:eastAsia="zh-CN"/>
+        </w:rPr>
+        <w:t>代码，若对论文结果合理性存在疑问，助教会对代码进行核查。</w:t>
       </w:r>
     </w:p>
     <w:p>
@@ -932,8 +952,6 @@
         </w:rPr>
         <w:t>最后，基于你的分析，为这个领域的未来研究提出有价值的建议和改进方向。</w:t>
       </w:r>
-      <w:bookmarkStart w:id="0" w:name="_GoBack"/>
-      <w:bookmarkEnd w:id="0"/>
     </w:p>
     <w:p>
       <w:pPr>
@@ -1137,52 +1155,7 @@
           <w:szCs w:val="21"/>
           <w:lang w:val="en-US" w:eastAsia="zh-CN"/>
         </w:rPr>
-        <w:t>等等，</w:t>
-      </w:r>
-      <w:r>
-        <w:rPr>
-          <w:rFonts w:hint="eastAsia" w:ascii="Times New Roman" w:hAnsi="Times New Roman" w:eastAsia="宋体" w:cs="宋体"/>
-          <w:sz w:val="21"/>
-          <w:szCs w:val="21"/>
-          <w:lang w:val="en-US" w:eastAsia="zh-CN"/>
-        </w:rPr>
-        <w:t>重点在于你的优化动机</w:t>
-      </w:r>
-      <w:r>
-        <w:rPr>
-          <w:rFonts w:hint="eastAsia" w:ascii="Times New Roman" w:hAnsi="Times New Roman" w:eastAsia="宋体" w:cs="宋体"/>
-          <w:sz w:val="21"/>
-          <w:szCs w:val="21"/>
-          <w:lang w:val="en-US" w:eastAsia="zh-CN"/>
-        </w:rPr>
-        <w:t>，而非涨点多少</w:t>
-      </w:r>
-      <w:r>
-        <w:rPr>
-          <w:rFonts w:hint="eastAsia" w:ascii="Times New Roman" w:hAnsi="Times New Roman" w:eastAsia="宋体" w:cs="宋体"/>
-          <w:sz w:val="21"/>
-          <w:szCs w:val="21"/>
-          <w:lang w:val="en-US" w:eastAsia="zh-CN"/>
-        </w:rPr>
-        <w:t>。你需要</w:t>
-      </w:r>
-      <w:r>
-        <w:rPr>
-          <w:rFonts w:hint="eastAsia" w:ascii="Times New Roman" w:hAnsi="Times New Roman" w:eastAsia="宋体" w:cs="宋体"/>
-          <w:sz w:val="21"/>
-          <w:szCs w:val="21"/>
-          <w:lang w:val="en-US" w:eastAsia="zh-CN"/>
-        </w:rPr>
-        <w:t>通过讲故事的方式，</w:t>
-      </w:r>
-      <w:r>
-        <w:rPr>
-          <w:rFonts w:hint="eastAsia" w:ascii="Times New Roman" w:hAnsi="Times New Roman" w:eastAsia="宋体" w:cs="宋体"/>
-          <w:sz w:val="21"/>
-          <w:szCs w:val="21"/>
-          <w:lang w:val="en-US" w:eastAsia="zh-CN"/>
-        </w:rPr>
-        <w:t>清晰地阐述</w:t>
+        <w:t>等等，重点在于你的优化动机，而非涨点多少。你需要通过讲故事的方式，清晰地阐述</w:t>
       </w:r>
       <w:r>
         <w:rPr>
